--- a/Collatio/4/1. Textos/1. Marcados/4-A.docx
+++ b/Collatio/4/1. Textos/1. Marcados/4-A.docx
@@ -1,24 +1,37 @@
 
 <file path=word/document.xml><?xml version="1.0" encoding="utf-8"?>
-<w:document xmlns:wpc="http://schemas.microsoft.com/office/word/2010/wordprocessingCanvas" xmlns:cx="http://schemas.microsoft.com/office/drawing/2014/chartex" xmlns:cx1="http://schemas.microsoft.com/office/drawing/2015/9/8/chartex" xmlns:cx2="http://schemas.microsoft.com/office/drawing/2015/10/21/chartex" xmlns:cx3="http://schemas.microsoft.com/office/drawing/2016/5/9/chartex" xmlns:cx4="http://schemas.microsoft.com/office/drawing/2016/5/10/chartex" xmlns:cx5="http://schemas.microsoft.com/office/drawing/2016/5/11/chartex" xmlns:cx6="http://schemas.microsoft.com/office/drawing/2016/5/12/chartex" xmlns:cx7="http://schemas.microsoft.com/office/drawing/2016/5/13/chartex" xmlns:cx8="http://schemas.microsoft.com/office/drawing/2016/5/14/chartex" xmlns:mc="http://schemas.openxmlformats.org/markup-compatibility/2006" xmlns:aink="http://schemas.microsoft.com/office/drawing/2016/ink" xmlns:am3d="http://schemas.microsoft.com/office/drawing/2017/model3d" xmlns:o="urn:schemas-microsoft-com:office:office" xmlns:oel="http://schemas.microsoft.com/office/2019/extlst" xmlns:r="http://schemas.openxmlformats.org/officeDocument/2006/relationships" xmlns:m="http://schemas.openxmlformats.org/officeDocument/2006/math" xmlns:v="urn:schemas-microsoft-com:vml" xmlns:wp14="http://schemas.microsoft.com/office/word/2010/wordprocessingDrawing" xmlns:wp="http://schemas.openxmlformats.org/drawingml/2006/wordprocessingDrawing" xmlns:w10="urn:schemas-microsoft-com:office:word" xmlns:w="http://schemas.openxmlformats.org/wordprocessingml/2006/main" xmlns:w14="http://schemas.microsoft.com/office/word/2010/wordml" xmlns:w15="http://schemas.microsoft.com/office/word/2012/wordml" xmlns:w16cex="http://schemas.microsoft.com/office/word/2018/wordml/cex" xmlns:w16cid="http://schemas.microsoft.com/office/word/2016/wordml/cid" xmlns:w16="http://schemas.microsoft.com/office/word/2018/wordml" xmlns:w16du="http://schemas.microsoft.com/office/word/2023/wordml/word16du" xmlns:w16sdtdh="http://schemas.microsoft.com/office/word/2020/wordml/sdtdatahash" xmlns:w16se="http://schemas.microsoft.com/office/word/2015/wordml/symex" xmlns:wpg="http://schemas.microsoft.com/office/word/2010/wordprocessingGroup" xmlns:wpi="http://schemas.microsoft.com/office/word/2010/wordprocessingInk" xmlns:wne="http://schemas.microsoft.com/office/word/2006/wordml" xmlns:wps="http://schemas.microsoft.com/office/word/2010/wordprocessingShape" mc:Ignorable="w14 w15 w16se w16cid w16 w16cex w16sdtdh wp14">
+<w:document xmlns:wpc="http://schemas.microsoft.com/office/word/2010/wordprocessingCanvas" xmlns:cx="http://schemas.microsoft.com/office/drawing/2014/chartex" xmlns:cx1="http://schemas.microsoft.com/office/drawing/2015/9/8/chartex" xmlns:cx2="http://schemas.microsoft.com/office/drawing/2015/10/21/chartex" xmlns:cx3="http://schemas.microsoft.com/office/drawing/2016/5/9/chartex" xmlns:cx4="http://schemas.microsoft.com/office/drawing/2016/5/10/chartex" xmlns:cx5="http://schemas.microsoft.com/office/drawing/2016/5/11/chartex" xmlns:cx6="http://schemas.microsoft.com/office/drawing/2016/5/12/chartex" xmlns:cx7="http://schemas.microsoft.com/office/drawing/2016/5/13/chartex" xmlns:cx8="http://schemas.microsoft.com/office/drawing/2016/5/14/chartex" xmlns:mc="http://schemas.openxmlformats.org/markup-compatibility/2006" xmlns:aink="http://schemas.microsoft.com/office/drawing/2016/ink" xmlns:am3d="http://schemas.microsoft.com/office/drawing/2017/model3d" xmlns:o="urn:schemas-microsoft-com:office:office" xmlns:oel="http://schemas.microsoft.com/office/2019/extlst" xmlns:r="http://schemas.openxmlformats.org/officeDocument/2006/relationships" xmlns:m="http://schemas.openxmlformats.org/officeDocument/2006/math" xmlns:v="urn:schemas-microsoft-com:vml" xmlns:wp14="http://schemas.microsoft.com/office/word/2010/wordprocessingDrawing" xmlns:wp="http://schemas.openxmlformats.org/drawingml/2006/wordprocessingDrawing" xmlns:w10="urn:schemas-microsoft-com:office:word" xmlns:w="http://schemas.openxmlformats.org/wordprocessingml/2006/main" xmlns:w14="http://schemas.microsoft.com/office/word/2010/wordml" xmlns:w15="http://schemas.microsoft.com/office/word/2012/wordml" xmlns:w16cex="http://schemas.microsoft.com/office/word/2018/wordml/cex" xmlns:w16cid="http://schemas.microsoft.com/office/word/2016/wordml/cid" xmlns:w16="http://schemas.microsoft.com/office/word/2018/wordml" xmlns:w16du="http://schemas.microsoft.com/office/word/2023/wordml/word16du" xmlns:w16sdtdh="http://schemas.microsoft.com/office/word/2020/wordml/sdtdatahash" xmlns:w16sdtfl="http://schemas.microsoft.com/office/word/2024/wordml/sdtformatlock" xmlns:w16se="http://schemas.microsoft.com/office/word/2015/wordml/symex" xmlns:wpg="http://schemas.microsoft.com/office/word/2010/wordprocessingGroup" xmlns:wpi="http://schemas.microsoft.com/office/word/2010/wordprocessingInk" xmlns:wne="http://schemas.microsoft.com/office/word/2006/wordml" xmlns:wps="http://schemas.microsoft.com/office/word/2010/wordprocessingShape" mc:Ignorable="w14 w15 w16se w16cid w16 w16cex w16sdtdh w16sdtfl w16du wp14">
   <w:body>
     <w:p>
+      <w:pPr>
+        <w:rPr>
+          <w:rFonts w:ascii="Brill" w:hAnsi="Brill"/>
+        </w:rPr>
+      </w:pPr>
       <w:r>
         <w:rPr>
+          <w:rFonts w:ascii="Brill" w:hAnsi="Brill"/>
           <w:color w:val="FF0000"/>
         </w:rPr>
         <w:t>12vb</w:t>
       </w:r>
       <w:r>
+        <w:rPr>
+          <w:rFonts w:ascii="Brill" w:hAnsi="Brill"/>
+        </w:rPr>
         <w:t xml:space="preserve"> E pregunto el dicipulo e dixo ruego te maestro que me digas de nueve cielos que son en qual d ellos esta dios respondio el maestro esto te dire yo de buenamente sepas que dios esta en todo logar e en cada uno de los cielos nuebe esta otro si esta en tierra e en purgatorio e en infierno e en mar e en todo </w:t>
       </w:r>
       <w:r>
         <w:rPr>
+          <w:rFonts w:ascii="Brill" w:hAnsi="Brill"/>
           <w:color w:val="FF0000"/>
         </w:rPr>
         <w:t>13ra</w:t>
       </w:r>
       <w:r>
+        <w:rPr>
+          <w:rFonts w:ascii="Brill" w:hAnsi="Brill"/>
+        </w:rPr>
         <w:t xml:space="preserve"> logar esta dios ca en todos los logares que estan las criaturas e las obras qu el fizo en todas esta el que tan grande es la grandeza e el su poder que ha todo da recabdo e abondamiento mas vien es verdat que los santos que llaman la silla de dios al noveno cielo por que alli veen ellos la gloria de dios los vien aventurados que estan ante el en la gloria de paraiso e como quier que ellos estan veyendo la su gloria e por eso non mengua de lo al ninguna cosa ca todo da el recabdo %.</w:t>
       </w:r>
     </w:p>
@@ -33,7 +46,7 @@
 </file>
 
 <file path=word/styles.xml><?xml version="1.0" encoding="utf-8"?>
-<w:styles xmlns:mc="http://schemas.openxmlformats.org/markup-compatibility/2006" xmlns:r="http://schemas.openxmlformats.org/officeDocument/2006/relationships" xmlns:w="http://schemas.openxmlformats.org/wordprocessingml/2006/main" xmlns:w14="http://schemas.microsoft.com/office/word/2010/wordml" xmlns:w15="http://schemas.microsoft.com/office/word/2012/wordml" xmlns:w16cex="http://schemas.microsoft.com/office/word/2018/wordml/cex" xmlns:w16cid="http://schemas.microsoft.com/office/word/2016/wordml/cid" xmlns:w16="http://schemas.microsoft.com/office/word/2018/wordml" xmlns:w16sdtdh="http://schemas.microsoft.com/office/word/2020/wordml/sdtdatahash" xmlns:w16se="http://schemas.microsoft.com/office/word/2015/wordml/symex" mc:Ignorable="w14 w15 w16se w16cid w16 w16cex w16sdtdh">
+<w:styles xmlns:mc="http://schemas.openxmlformats.org/markup-compatibility/2006" xmlns:r="http://schemas.openxmlformats.org/officeDocument/2006/relationships" xmlns:w="http://schemas.openxmlformats.org/wordprocessingml/2006/main" xmlns:w14="http://schemas.microsoft.com/office/word/2010/wordml" xmlns:w15="http://schemas.microsoft.com/office/word/2012/wordml" xmlns:w16cex="http://schemas.microsoft.com/office/word/2018/wordml/cex" xmlns:w16cid="http://schemas.microsoft.com/office/word/2016/wordml/cid" xmlns:w16="http://schemas.microsoft.com/office/word/2018/wordml" xmlns:w16du="http://schemas.microsoft.com/office/word/2023/wordml/word16du" xmlns:w16sdtdh="http://schemas.microsoft.com/office/word/2020/wordml/sdtdatahash" xmlns:w16sdtfl="http://schemas.microsoft.com/office/word/2024/wordml/sdtformatlock" xmlns:w16se="http://schemas.microsoft.com/office/word/2015/wordml/symex" mc:Ignorable="w14 w15 w16se w16cid w16 w16cex w16sdtdh w16sdtfl w16du">
   <w:docDefaults>
     <w:rPrDefault>
       <w:rPr>
